--- a/chapters/paper-organization.docx
+++ b/chapters/paper-organization.docx
@@ -15,7 +15,7 @@
         <w:pStyle w:val="Date"/>
       </w:pPr>
       <w:r>
-        <w:t xml:space="preserve">Last modified: 2026-07-29 20:07:53 (UTC)</w:t>
+        <w:t xml:space="preserve">Last modified: 2026-08-10 03:56:09 (UTC)</w:t>
       </w:r>
     </w:p>
     <w:p>

--- a/chapters/paper-organization.docx
+++ b/chapters/paper-organization.docx
@@ -15,7 +15,7 @@
         <w:pStyle w:val="Date"/>
       </w:pPr>
       <w:r>
-        <w:t xml:space="preserve">Last modified: 2026-08-10 03:56:09 (UTC)</w:t>
+        <w:t xml:space="preserve">Last modified: 2026-08-10 05:31:03 (UTC)</w:t>
       </w:r>
     </w:p>
     <w:p>

--- a/chapters/paper-organization.docx
+++ b/chapters/paper-organization.docx
@@ -15,7 +15,7 @@
         <w:pStyle w:val="Date"/>
       </w:pPr>
       <w:r>
-        <w:t xml:space="preserve">Last modified: 2026-08-10 05:31:03 (UTC)</w:t>
+        <w:t xml:space="preserve">Last modified: 2026-09-10 21:47:41 (UTC)</w:t>
       </w:r>
     </w:p>
     <w:p>

--- a/chapters/paper-organization.docx
+++ b/chapters/paper-organization.docx
@@ -15,7 +15,7 @@
         <w:pStyle w:val="Date"/>
       </w:pPr>
       <w:r>
-        <w:t xml:space="preserve">Last modified: 2026-09-10 21:47:41 (UTC)</w:t>
+        <w:t xml:space="preserve">Last modified: 2026-09-10 21:55:51 (UTC)</w:t>
       </w:r>
     </w:p>
     <w:p>
